--- a/docs/word/yeu_cau_dashboard.docx
+++ b/docs/word/yeu_cau_dashboard.docx
@@ -49,7 +49,7 @@
         </w:rPr>
         <w:t xml:space="preserve">Tài liệu tham khảo cho </w:t>
       </w:r>
-      <w:hyperlink w:history="1" r:id="rIdltn-3ib7dcybxcg6tdsxk">
+      <w:hyperlink w:history="1" r:id="rIdgj1htimtl0qt3y56gpqkl">
         <w:r>
           <w:rPr>
             <w:rFonts w:ascii="Times New Roman" w:cs="Times New Roman" w:eastAsia="Times New Roman" w:hAnsi="Times New Roman"/>
@@ -65,7 +65,7 @@
         </w:rPr>
         <w:t xml:space="preserve">. Từ khó xem ở </w:t>
       </w:r>
-      <w:hyperlink w:history="1" r:id="rIdsbs-rsuzxhyjc1v-_x4fh">
+      <w:hyperlink w:history="1" r:id="rIdzhlocn3vzmnqsekbjdxwk">
         <w:r>
           <w:rPr>
             <w:rFonts w:ascii="Times New Roman" w:cs="Times New Roman" w:eastAsia="Times New Roman" w:hAnsi="Times New Roman"/>
